--- a/reusable_prompt_with_logic.docx
+++ b/reusable_prompt_with_logic.docx
@@ -28,40 +28,40 @@
         <w:rPr>
           <w:rFonts w:ascii="Times New Roman" w:hAnsi="Times New Roman" w:cs="Times New Roman"/>
           <w:sz w:val="28"/>
-          <w:szCs w:val="24"/>
-        </w:rPr>
-      </w:pPr>
-      <w:r>
-        <w:rPr>
-          <w:rFonts w:ascii="Times New Roman" w:hAnsi="Times New Roman" w:cs="Times New Roman"/>
-          <w:sz w:val="28"/>
-          <w:szCs w:val="24"/>
-        </w:rPr>
-        <w:t xml:space="preserve">Create website copy for "[BUSINESS_NAME]", a [BUSINESS_TYPE] </w:t>
-      </w:r>
-      <w:r>
-        <w:rPr>
-          <w:rFonts w:ascii="Times New Roman" w:hAnsi="Times New Roman" w:cs="Times New Roman"/>
-          <w:sz w:val="28"/>
-          <w:szCs w:val="24"/>
-        </w:rPr>
-        <w:t>business located in [LOCATION].</w:t>
-      </w:r>
-    </w:p>
-    <w:p>
-      <w:pPr>
-        <w:spacing w:before="100" w:beforeAutospacing="1" w:after="100" w:afterAutospacing="1" w:line="240" w:lineRule="auto"/>
-        <w:rPr>
-          <w:rFonts w:ascii="Times New Roman" w:hAnsi="Times New Roman" w:cs="Times New Roman"/>
-          <w:sz w:val="28"/>
-          <w:szCs w:val="24"/>
-        </w:rPr>
-      </w:pPr>
-      <w:r>
-        <w:rPr>
-          <w:rFonts w:ascii="Times New Roman" w:hAnsi="Times New Roman" w:cs="Times New Roman"/>
-          <w:sz w:val="28"/>
-          <w:szCs w:val="24"/>
+          <w:szCs w:val="28"/>
+        </w:rPr>
+      </w:pPr>
+      <w:r>
+        <w:rPr>
+          <w:rFonts w:ascii="Times New Roman" w:hAnsi="Times New Roman" w:cs="Times New Roman"/>
+          <w:sz w:val="28"/>
+          <w:szCs w:val="28"/>
+        </w:rPr>
+        <w:t>Create website copy for "[BUS</w:t>
+      </w:r>
+      <w:r>
+        <w:rPr>
+          <w:rFonts w:ascii="Times New Roman" w:hAnsi="Times New Roman" w:cs="Times New Roman"/>
+          <w:sz w:val="28"/>
+          <w:szCs w:val="28"/>
+        </w:rPr>
+        <w:t>INESS_NAME]", a [BUSINESS_TYPE].</w:t>
+      </w:r>
+    </w:p>
+    <w:p>
+      <w:pPr>
+        <w:spacing w:before="100" w:beforeAutospacing="1" w:after="100" w:afterAutospacing="1" w:line="240" w:lineRule="auto"/>
+        <w:rPr>
+          <w:rFonts w:ascii="Times New Roman" w:hAnsi="Times New Roman" w:cs="Times New Roman"/>
+          <w:sz w:val="28"/>
+          <w:szCs w:val="28"/>
+        </w:rPr>
+      </w:pPr>
+      <w:r>
+        <w:rPr>
+          <w:rFonts w:ascii="Times New Roman" w:hAnsi="Times New Roman" w:cs="Times New Roman"/>
+          <w:sz w:val="28"/>
+          <w:szCs w:val="28"/>
         </w:rPr>
         <w:t>Generate:</w:t>
       </w:r>
@@ -69,143 +69,184 @@
     <w:p>
       <w:pPr>
         <w:spacing w:before="100" w:beforeAutospacing="1" w:after="100" w:afterAutospacing="1" w:line="240" w:lineRule="auto"/>
-        <w:rPr>
-          <w:rFonts w:ascii="Times New Roman" w:hAnsi="Times New Roman" w:cs="Times New Roman"/>
-          <w:sz w:val="28"/>
-          <w:szCs w:val="24"/>
-        </w:rPr>
-      </w:pPr>
-      <w:r>
-        <w:rPr>
-          <w:rFonts w:ascii="Times New Roman" w:hAnsi="Times New Roman" w:cs="Times New Roman"/>
-          <w:sz w:val="28"/>
-          <w:szCs w:val="24"/>
-        </w:rPr>
-        <w:t>1. Homepage</w:t>
-      </w:r>
-    </w:p>
-    <w:p>
-      <w:pPr>
-        <w:spacing w:before="100" w:beforeAutospacing="1" w:after="100" w:afterAutospacing="1" w:line="240" w:lineRule="auto"/>
-        <w:rPr>
-          <w:rFonts w:ascii="Times New Roman" w:hAnsi="Times New Roman" w:cs="Times New Roman"/>
-          <w:sz w:val="28"/>
-          <w:szCs w:val="24"/>
-        </w:rPr>
-      </w:pPr>
-      <w:r>
-        <w:rPr>
-          <w:rFonts w:ascii="Times New Roman" w:hAnsi="Times New Roman" w:cs="Times New Roman"/>
-          <w:sz w:val="28"/>
-          <w:szCs w:val="24"/>
-        </w:rPr>
-        <w:t>- Headline with clear value proposition</w:t>
-      </w:r>
-    </w:p>
-    <w:p>
-      <w:pPr>
-        <w:spacing w:before="100" w:beforeAutospacing="1" w:after="100" w:afterAutospacing="1" w:line="240" w:lineRule="auto"/>
-        <w:rPr>
-          <w:rFonts w:ascii="Times New Roman" w:hAnsi="Times New Roman" w:cs="Times New Roman"/>
-          <w:sz w:val="28"/>
-          <w:szCs w:val="24"/>
-        </w:rPr>
-      </w:pPr>
-      <w:r>
-        <w:rPr>
-          <w:rFonts w:ascii="Times New Roman" w:hAnsi="Times New Roman" w:cs="Times New Roman"/>
-          <w:sz w:val="28"/>
-          <w:szCs w:val="24"/>
-        </w:rPr>
-        <w:t xml:space="preserve">- </w:t>
+        <w:outlineLvl w:val="0"/>
+        <w:rPr>
+          <w:rFonts w:ascii="Times New Roman" w:hAnsi="Times New Roman" w:cs="Times New Roman"/>
+          <w:sz w:val="28"/>
+          <w:szCs w:val="28"/>
+        </w:rPr>
+      </w:pPr>
+      <w:r>
+        <w:rPr>
+          <w:rFonts w:ascii="Times New Roman" w:hAnsi="Times New Roman" w:cs="Times New Roman"/>
+          <w:sz w:val="28"/>
+          <w:szCs w:val="28"/>
+        </w:rPr>
+        <w:t xml:space="preserve">1. A </w:t>
       </w:r>
       <w:proofErr w:type="spellStart"/>
       <w:r>
         <w:rPr>
           <w:rFonts w:ascii="Times New Roman" w:hAnsi="Times New Roman" w:cs="Times New Roman"/>
           <w:sz w:val="28"/>
-          <w:szCs w:val="24"/>
-        </w:rPr>
-        <w:t>Subheadline</w:t>
+          <w:szCs w:val="28"/>
+        </w:rPr>
+        <w:t>heartwarming</w:t>
       </w:r>
       <w:proofErr w:type="spellEnd"/>
       <w:r>
         <w:rPr>
           <w:rFonts w:ascii="Times New Roman" w:hAnsi="Times New Roman" w:cs="Times New Roman"/>
           <w:sz w:val="28"/>
-          <w:szCs w:val="24"/>
-        </w:rPr>
-        <w:t xml:space="preserve"> (target audience + benefit)</w:t>
-      </w:r>
-    </w:p>
-    <w:p>
-      <w:pPr>
-        <w:spacing w:before="100" w:beforeAutospacing="1" w:after="100" w:afterAutospacing="1" w:line="240" w:lineRule="auto"/>
-        <w:rPr>
-          <w:rFonts w:ascii="Times New Roman" w:hAnsi="Times New Roman" w:cs="Times New Roman"/>
-          <w:sz w:val="28"/>
-          <w:szCs w:val="24"/>
-        </w:rPr>
-      </w:pPr>
-      <w:r>
-        <w:rPr>
-          <w:rFonts w:ascii="Times New Roman" w:hAnsi="Times New Roman" w:cs="Times New Roman"/>
-          <w:sz w:val="28"/>
-          <w:szCs w:val="24"/>
-        </w:rPr>
-        <w:t>- Intro section</w:t>
-      </w:r>
-    </w:p>
-    <w:p>
-      <w:pPr>
-        <w:spacing w:before="100" w:beforeAutospacing="1" w:after="100" w:afterAutospacing="1" w:line="240" w:lineRule="auto"/>
-        <w:rPr>
-          <w:rFonts w:ascii="Times New Roman" w:hAnsi="Times New Roman" w:cs="Times New Roman"/>
-          <w:sz w:val="28"/>
-          <w:szCs w:val="24"/>
-        </w:rPr>
-      </w:pPr>
-      <w:r>
-        <w:rPr>
-          <w:rFonts w:ascii="Times New Roman" w:hAnsi="Times New Roman" w:cs="Times New Roman"/>
-          <w:sz w:val="28"/>
-          <w:szCs w:val="24"/>
-        </w:rPr>
-        <w:t>2. Service Page Content</w:t>
-      </w:r>
-    </w:p>
-    <w:p>
-      <w:pPr>
-        <w:spacing w:before="100" w:beforeAutospacing="1" w:after="100" w:afterAutospacing="1" w:line="240" w:lineRule="auto"/>
-        <w:rPr>
-          <w:rFonts w:ascii="Times New Roman" w:hAnsi="Times New Roman" w:cs="Times New Roman"/>
-          <w:sz w:val="28"/>
-          <w:szCs w:val="24"/>
-        </w:rPr>
-      </w:pPr>
-      <w:r>
-        <w:rPr>
-          <w:rFonts w:ascii="Times New Roman" w:hAnsi="Times New Roman" w:cs="Times New Roman"/>
-          <w:sz w:val="28"/>
-          <w:szCs w:val="24"/>
-        </w:rPr>
-        <w:t>For the following services:</w:t>
-      </w:r>
-    </w:p>
-    <w:p>
-      <w:pPr>
-        <w:spacing w:before="100" w:beforeAutospacing="1" w:after="100" w:afterAutospacing="1" w:line="240" w:lineRule="auto"/>
-        <w:rPr>
-          <w:rFonts w:ascii="Times New Roman" w:hAnsi="Times New Roman" w:cs="Times New Roman"/>
-          <w:sz w:val="28"/>
-          <w:szCs w:val="24"/>
-        </w:rPr>
-      </w:pPr>
-      <w:r>
-        <w:rPr>
-          <w:rFonts w:ascii="Times New Roman" w:hAnsi="Times New Roman" w:cs="Times New Roman"/>
-          <w:sz w:val="28"/>
-          <w:szCs w:val="24"/>
+          <w:szCs w:val="28"/>
+        </w:rPr>
+        <w:t xml:space="preserve"> and welcoming homepage that includes: </w:t>
+      </w:r>
+    </w:p>
+    <w:p>
+      <w:pPr>
+        <w:spacing w:before="100" w:beforeAutospacing="1" w:after="100" w:afterAutospacing="1" w:line="240" w:lineRule="auto"/>
+        <w:outlineLvl w:val="0"/>
+        <w:rPr>
+          <w:rFonts w:ascii="Times New Roman" w:hAnsi="Times New Roman" w:cs="Times New Roman"/>
+          <w:sz w:val="28"/>
+          <w:szCs w:val="28"/>
+        </w:rPr>
+      </w:pPr>
+      <w:r>
+        <w:rPr>
+          <w:rFonts w:ascii="Times New Roman" w:hAnsi="Times New Roman" w:cs="Times New Roman"/>
+          <w:sz w:val="28"/>
+          <w:szCs w:val="28"/>
+        </w:rPr>
+        <w:t xml:space="preserve">- A headline with clear value proposition </w:t>
+      </w:r>
+    </w:p>
+    <w:p>
+      <w:pPr>
+        <w:spacing w:before="100" w:beforeAutospacing="1" w:after="100" w:afterAutospacing="1" w:line="240" w:lineRule="auto"/>
+        <w:outlineLvl w:val="0"/>
+        <w:rPr>
+          <w:rFonts w:ascii="Times New Roman" w:hAnsi="Times New Roman" w:cs="Times New Roman"/>
+          <w:sz w:val="28"/>
+          <w:szCs w:val="28"/>
+        </w:rPr>
+      </w:pPr>
+      <w:r>
+        <w:rPr>
+          <w:rFonts w:ascii="Times New Roman" w:hAnsi="Times New Roman" w:cs="Times New Roman"/>
+          <w:sz w:val="28"/>
+          <w:szCs w:val="28"/>
+        </w:rPr>
+        <w:t xml:space="preserve">- A meaningful </w:t>
+      </w:r>
+      <w:proofErr w:type="spellStart"/>
+      <w:r>
+        <w:rPr>
+          <w:rFonts w:ascii="Times New Roman" w:hAnsi="Times New Roman" w:cs="Times New Roman"/>
+          <w:sz w:val="28"/>
+          <w:szCs w:val="28"/>
+        </w:rPr>
+        <w:t>subheadline</w:t>
+      </w:r>
+      <w:proofErr w:type="spellEnd"/>
+      <w:r>
+        <w:rPr>
+          <w:rFonts w:ascii="Times New Roman" w:hAnsi="Times New Roman" w:cs="Times New Roman"/>
+          <w:sz w:val="28"/>
+          <w:szCs w:val="28"/>
+        </w:rPr>
+        <w:t xml:space="preserve"> (who </w:t>
+      </w:r>
+      <w:proofErr w:type="gramStart"/>
+      <w:r>
+        <w:rPr>
+          <w:rFonts w:ascii="Times New Roman" w:hAnsi="Times New Roman" w:cs="Times New Roman"/>
+          <w:sz w:val="28"/>
+          <w:szCs w:val="28"/>
+        </w:rPr>
+        <w:t>it’s</w:t>
+      </w:r>
+      <w:proofErr w:type="gramEnd"/>
+      <w:r>
+        <w:rPr>
+          <w:rFonts w:ascii="Times New Roman" w:hAnsi="Times New Roman" w:cs="Times New Roman"/>
+          <w:sz w:val="28"/>
+          <w:szCs w:val="28"/>
+        </w:rPr>
+        <w:t xml:space="preserve"> for + benefit) </w:t>
+      </w:r>
+    </w:p>
+    <w:p>
+      <w:pPr>
+        <w:spacing w:before="100" w:beforeAutospacing="1" w:after="100" w:afterAutospacing="1" w:line="240" w:lineRule="auto"/>
+        <w:outlineLvl w:val="0"/>
+        <w:rPr>
+          <w:rFonts w:ascii="Times New Roman" w:hAnsi="Times New Roman" w:cs="Times New Roman"/>
+          <w:sz w:val="28"/>
+          <w:szCs w:val="28"/>
+        </w:rPr>
+      </w:pPr>
+      <w:r>
+        <w:rPr>
+          <w:rFonts w:ascii="Times New Roman" w:hAnsi="Times New Roman" w:cs="Times New Roman"/>
+          <w:sz w:val="28"/>
+          <w:szCs w:val="28"/>
+        </w:rPr>
+        <w:t xml:space="preserve">- An Intro section </w:t>
+      </w:r>
+    </w:p>
+    <w:p>
+      <w:pPr>
+        <w:spacing w:before="100" w:beforeAutospacing="1" w:after="100" w:afterAutospacing="1" w:line="240" w:lineRule="auto"/>
+        <w:outlineLvl w:val="0"/>
+        <w:rPr>
+          <w:rFonts w:ascii="Times New Roman" w:hAnsi="Times New Roman" w:cs="Times New Roman"/>
+          <w:sz w:val="28"/>
+          <w:szCs w:val="28"/>
+        </w:rPr>
+      </w:pPr>
+      <w:r>
+        <w:rPr>
+          <w:rFonts w:ascii="Times New Roman" w:hAnsi="Times New Roman" w:cs="Times New Roman"/>
+          <w:sz w:val="28"/>
+          <w:szCs w:val="28"/>
+        </w:rPr>
+        <w:t xml:space="preserve">2. Service page descriptions with sample image suggestions </w:t>
+      </w:r>
+      <w:proofErr w:type="gramStart"/>
+      <w:r>
+        <w:rPr>
+          <w:rFonts w:ascii="Times New Roman" w:hAnsi="Times New Roman" w:cs="Times New Roman"/>
+          <w:sz w:val="28"/>
+          <w:szCs w:val="28"/>
+        </w:rPr>
+        <w:t>for</w:t>
+      </w:r>
+      <w:proofErr w:type="gramEnd"/>
+      <w:r>
+        <w:rPr>
+          <w:rFonts w:ascii="Times New Roman" w:hAnsi="Times New Roman" w:cs="Times New Roman"/>
+          <w:sz w:val="28"/>
+          <w:szCs w:val="28"/>
+        </w:rPr>
+        <w:t xml:space="preserve">: </w:t>
+      </w:r>
+    </w:p>
+    <w:p>
+      <w:pPr>
+        <w:spacing w:before="100" w:beforeAutospacing="1" w:after="100" w:afterAutospacing="1" w:line="240" w:lineRule="auto"/>
+        <w:rPr>
+          <w:rFonts w:ascii="Times New Roman" w:hAnsi="Times New Roman" w:cs="Times New Roman"/>
+          <w:sz w:val="28"/>
+          <w:szCs w:val="28"/>
+        </w:rPr>
+      </w:pPr>
+      <w:r>
+        <w:rPr>
+          <w:rFonts w:ascii="Times New Roman" w:hAnsi="Times New Roman" w:cs="Times New Roman"/>
+          <w:sz w:val="28"/>
+          <w:szCs w:val="28"/>
         </w:rPr>
         <w:t>[SERVICE_1]</w:t>
       </w:r>
@@ -216,14 +257,14 @@
         <w:rPr>
           <w:rFonts w:ascii="Times New Roman" w:hAnsi="Times New Roman" w:cs="Times New Roman"/>
           <w:sz w:val="28"/>
-          <w:szCs w:val="24"/>
-        </w:rPr>
-      </w:pPr>
-      <w:r>
-        <w:rPr>
-          <w:rFonts w:ascii="Times New Roman" w:hAnsi="Times New Roman" w:cs="Times New Roman"/>
-          <w:sz w:val="28"/>
-          <w:szCs w:val="24"/>
+          <w:szCs w:val="28"/>
+        </w:rPr>
+      </w:pPr>
+      <w:r>
+        <w:rPr>
+          <w:rFonts w:ascii="Times New Roman" w:hAnsi="Times New Roman" w:cs="Times New Roman"/>
+          <w:sz w:val="28"/>
+          <w:szCs w:val="28"/>
         </w:rPr>
         <w:t>[SERVICE_2]</w:t>
       </w:r>
@@ -234,14 +275,14 @@
         <w:rPr>
           <w:rFonts w:ascii="Times New Roman" w:hAnsi="Times New Roman" w:cs="Times New Roman"/>
           <w:sz w:val="28"/>
-          <w:szCs w:val="24"/>
-        </w:rPr>
-      </w:pPr>
-      <w:r>
-        <w:rPr>
-          <w:rFonts w:ascii="Times New Roman" w:hAnsi="Times New Roman" w:cs="Times New Roman"/>
-          <w:sz w:val="28"/>
-          <w:szCs w:val="24"/>
+          <w:szCs w:val="28"/>
+        </w:rPr>
+      </w:pPr>
+      <w:r>
+        <w:rPr>
+          <w:rFonts w:ascii="Times New Roman" w:hAnsi="Times New Roman" w:cs="Times New Roman"/>
+          <w:sz w:val="28"/>
+          <w:szCs w:val="28"/>
         </w:rPr>
         <w:t>[SERVICE_3]</w:t>
       </w:r>
@@ -249,246 +290,322 @@
     <w:p>
       <w:pPr>
         <w:spacing w:before="100" w:beforeAutospacing="1" w:after="100" w:afterAutospacing="1" w:line="240" w:lineRule="auto"/>
-        <w:rPr>
-          <w:rFonts w:ascii="Times New Roman" w:hAnsi="Times New Roman" w:cs="Times New Roman"/>
-          <w:sz w:val="28"/>
-          <w:szCs w:val="24"/>
-        </w:rPr>
-      </w:pPr>
-      <w:r>
-        <w:rPr>
-          <w:rFonts w:ascii="Times New Roman" w:hAnsi="Times New Roman" w:cs="Times New Roman"/>
-          <w:sz w:val="28"/>
-          <w:szCs w:val="24"/>
-        </w:rPr>
-        <w:t xml:space="preserve">For each </w:t>
+        <w:outlineLvl w:val="0"/>
+        <w:rPr>
+          <w:rFonts w:ascii="Times New Roman" w:hAnsi="Times New Roman" w:cs="Times New Roman"/>
+          <w:sz w:val="28"/>
+          <w:szCs w:val="28"/>
+        </w:rPr>
+      </w:pPr>
+      <w:r>
+        <w:rPr>
+          <w:rFonts w:ascii="Times New Roman" w:hAnsi="Times New Roman" w:cs="Times New Roman"/>
+          <w:sz w:val="28"/>
+          <w:szCs w:val="28"/>
+        </w:rPr>
+        <w:t xml:space="preserve"> </w:t>
       </w:r>
       <w:proofErr w:type="gramStart"/>
       <w:r>
         <w:rPr>
           <w:rFonts w:ascii="Times New Roman" w:hAnsi="Times New Roman" w:cs="Times New Roman"/>
           <w:sz w:val="28"/>
-          <w:szCs w:val="24"/>
-        </w:rPr>
-        <w:t>service</w:t>
+          <w:szCs w:val="28"/>
+        </w:rPr>
+        <w:t>explain</w:t>
       </w:r>
       <w:proofErr w:type="gramEnd"/>
       <w:r>
         <w:rPr>
           <w:rFonts w:ascii="Times New Roman" w:hAnsi="Times New Roman" w:cs="Times New Roman"/>
           <w:sz w:val="28"/>
-          <w:szCs w:val="24"/>
-        </w:rPr>
-        <w:t xml:space="preserve"> explain:</w:t>
-      </w:r>
-    </w:p>
-    <w:p>
-      <w:pPr>
-        <w:spacing w:before="100" w:beforeAutospacing="1" w:after="100" w:afterAutospacing="1" w:line="240" w:lineRule="auto"/>
-        <w:rPr>
-          <w:rFonts w:ascii="Times New Roman" w:hAnsi="Times New Roman" w:cs="Times New Roman"/>
-          <w:sz w:val="28"/>
-          <w:szCs w:val="24"/>
-        </w:rPr>
-      </w:pPr>
-      <w:r>
-        <w:rPr>
-          <w:rFonts w:ascii="Times New Roman" w:hAnsi="Times New Roman" w:cs="Times New Roman"/>
-          <w:sz w:val="28"/>
-          <w:szCs w:val="24"/>
-        </w:rPr>
-        <w:t>- What we offer</w:t>
-      </w:r>
-    </w:p>
-    <w:p>
-      <w:pPr>
-        <w:spacing w:before="100" w:beforeAutospacing="1" w:after="100" w:afterAutospacing="1" w:line="240" w:lineRule="auto"/>
-        <w:rPr>
-          <w:rFonts w:ascii="Times New Roman" w:hAnsi="Times New Roman" w:cs="Times New Roman"/>
-          <w:sz w:val="28"/>
-          <w:szCs w:val="24"/>
-        </w:rPr>
-      </w:pPr>
-      <w:r>
-        <w:rPr>
-          <w:rFonts w:ascii="Times New Roman" w:hAnsi="Times New Roman" w:cs="Times New Roman"/>
-          <w:sz w:val="28"/>
-          <w:szCs w:val="24"/>
-        </w:rPr>
-        <w:t>- Customer benefits</w:t>
-      </w:r>
-    </w:p>
-    <w:p>
-      <w:pPr>
-        <w:spacing w:before="100" w:beforeAutospacing="1" w:after="100" w:afterAutospacing="1" w:line="240" w:lineRule="auto"/>
-        <w:rPr>
-          <w:rFonts w:ascii="Times New Roman" w:hAnsi="Times New Roman" w:cs="Times New Roman"/>
-          <w:sz w:val="28"/>
-          <w:szCs w:val="24"/>
-        </w:rPr>
-      </w:pPr>
-      <w:r>
-        <w:rPr>
-          <w:rFonts w:ascii="Times New Roman" w:hAnsi="Times New Roman" w:cs="Times New Roman"/>
-          <w:sz w:val="28"/>
-          <w:szCs w:val="24"/>
-        </w:rPr>
-        <w:t>- Why customers should choose the business</w:t>
-      </w:r>
-    </w:p>
-    <w:p>
-      <w:pPr>
-        <w:spacing w:before="100" w:beforeAutospacing="1" w:after="100" w:afterAutospacing="1" w:line="240" w:lineRule="auto"/>
-        <w:rPr>
-          <w:rFonts w:ascii="Times New Roman" w:hAnsi="Times New Roman" w:cs="Times New Roman"/>
-          <w:sz w:val="28"/>
-          <w:szCs w:val="24"/>
-        </w:rPr>
-      </w:pPr>
-      <w:r>
-        <w:rPr>
-          <w:rFonts w:ascii="Times New Roman" w:hAnsi="Times New Roman" w:cs="Times New Roman"/>
-          <w:sz w:val="28"/>
-          <w:szCs w:val="24"/>
-        </w:rPr>
-        <w:t>- Sample image suggestion</w:t>
-      </w:r>
-    </w:p>
-    <w:p>
-      <w:pPr>
-        <w:spacing w:before="100" w:beforeAutospacing="1" w:after="100" w:afterAutospacing="1" w:line="240" w:lineRule="auto"/>
-        <w:rPr>
-          <w:rFonts w:ascii="Times New Roman" w:hAnsi="Times New Roman" w:cs="Times New Roman"/>
-          <w:sz w:val="28"/>
-          <w:szCs w:val="24"/>
-        </w:rPr>
-      </w:pPr>
-      <w:r>
-        <w:rPr>
-          <w:rFonts w:ascii="Times New Roman" w:hAnsi="Times New Roman" w:cs="Times New Roman"/>
-          <w:sz w:val="28"/>
-          <w:szCs w:val="24"/>
-        </w:rPr>
-        <w:t>3. CTA Sections</w:t>
-      </w:r>
-    </w:p>
-    <w:p>
-      <w:pPr>
-        <w:spacing w:before="100" w:beforeAutospacing="1" w:after="100" w:afterAutospacing="1" w:line="240" w:lineRule="auto"/>
-        <w:rPr>
-          <w:rFonts w:ascii="Times New Roman" w:hAnsi="Times New Roman" w:cs="Times New Roman"/>
-          <w:sz w:val="28"/>
-          <w:szCs w:val="24"/>
-        </w:rPr>
-      </w:pPr>
-      <w:r>
-        <w:rPr>
-          <w:rFonts w:ascii="Times New Roman" w:hAnsi="Times New Roman" w:cs="Times New Roman"/>
-          <w:sz w:val="28"/>
-          <w:szCs w:val="24"/>
-        </w:rPr>
-        <w:t>- Contact Us</w:t>
-      </w:r>
-    </w:p>
-    <w:p>
-      <w:pPr>
-        <w:spacing w:before="100" w:beforeAutospacing="1" w:after="100" w:afterAutospacing="1" w:line="240" w:lineRule="auto"/>
-        <w:rPr>
-          <w:rFonts w:ascii="Times New Roman" w:hAnsi="Times New Roman" w:cs="Times New Roman"/>
-          <w:sz w:val="28"/>
-          <w:szCs w:val="24"/>
-        </w:rPr>
-      </w:pPr>
-      <w:r>
-        <w:rPr>
-          <w:rFonts w:ascii="Times New Roman" w:hAnsi="Times New Roman" w:cs="Times New Roman"/>
-          <w:sz w:val="28"/>
-          <w:szCs w:val="24"/>
-        </w:rPr>
-        <w:t>- Book a Consultation</w:t>
-      </w:r>
-    </w:p>
-    <w:p>
-      <w:pPr>
-        <w:spacing w:before="100" w:beforeAutospacing="1" w:after="100" w:afterAutospacing="1" w:line="240" w:lineRule="auto"/>
-        <w:rPr>
-          <w:rFonts w:ascii="Times New Roman" w:hAnsi="Times New Roman" w:cs="Times New Roman"/>
-          <w:sz w:val="28"/>
-          <w:szCs w:val="24"/>
-        </w:rPr>
-      </w:pPr>
-      <w:r>
-        <w:rPr>
-          <w:rFonts w:ascii="Times New Roman" w:hAnsi="Times New Roman" w:cs="Times New Roman"/>
-          <w:sz w:val="28"/>
-          <w:szCs w:val="24"/>
-        </w:rPr>
-        <w:t>- Trust-building section</w:t>
-      </w:r>
-      <w:bookmarkStart w:id="0" w:name="_GoBack"/>
-      <w:bookmarkEnd w:id="0"/>
-    </w:p>
-    <w:p>
-      <w:pPr>
-        <w:spacing w:before="100" w:beforeAutospacing="1" w:after="100" w:afterAutospacing="1" w:line="240" w:lineRule="auto"/>
-        <w:rPr>
-          <w:rFonts w:ascii="Times New Roman" w:hAnsi="Times New Roman" w:cs="Times New Roman"/>
-          <w:sz w:val="28"/>
-          <w:szCs w:val="24"/>
-        </w:rPr>
-      </w:pPr>
-      <w:r>
-        <w:rPr>
-          <w:rFonts w:ascii="Times New Roman" w:hAnsi="Times New Roman" w:cs="Times New Roman"/>
-          <w:sz w:val="28"/>
-          <w:szCs w:val="24"/>
-        </w:rPr>
-        <w:t>- Location-based CTA</w:t>
-      </w:r>
-    </w:p>
-    <w:p>
-      <w:pPr>
-        <w:spacing w:before="100" w:beforeAutospacing="1" w:after="100" w:afterAutospacing="1" w:line="240" w:lineRule="auto"/>
-        <w:rPr>
-          <w:rFonts w:ascii="Times New Roman" w:hAnsi="Times New Roman" w:cs="Times New Roman"/>
-          <w:sz w:val="28"/>
-          <w:szCs w:val="24"/>
-        </w:rPr>
-      </w:pPr>
-      <w:r>
-        <w:rPr>
-          <w:rFonts w:ascii="Times New Roman" w:hAnsi="Times New Roman" w:cs="Times New Roman"/>
-          <w:sz w:val="28"/>
-          <w:szCs w:val="24"/>
-        </w:rPr>
-        <w:t>- Package enquiry CTA</w:t>
-      </w:r>
-    </w:p>
-    <w:p>
-      <w:pPr>
-        <w:spacing w:before="100" w:beforeAutospacing="1" w:after="100" w:afterAutospacing="1" w:line="240" w:lineRule="auto"/>
-        <w:rPr>
-          <w:rFonts w:ascii="Times New Roman" w:hAnsi="Times New Roman" w:cs="Times New Roman"/>
-          <w:sz w:val="28"/>
-          <w:szCs w:val="24"/>
-        </w:rPr>
-      </w:pPr>
-      <w:r>
-        <w:rPr>
-          <w:rFonts w:ascii="Times New Roman" w:hAnsi="Times New Roman" w:cs="Times New Roman"/>
-          <w:sz w:val="28"/>
-          <w:szCs w:val="24"/>
-        </w:rPr>
-        <w:t>Tone: [TONE]</w:t>
-      </w:r>
-    </w:p>
-    <w:p>
-      <w:pPr>
-        <w:spacing w:before="100" w:beforeAutospacing="1" w:after="100" w:afterAutospacing="1" w:line="240" w:lineRule="auto"/>
+          <w:szCs w:val="28"/>
+        </w:rPr>
+        <w:t xml:space="preserve">: </w:t>
+      </w:r>
+    </w:p>
+    <w:p>
+      <w:pPr>
+        <w:spacing w:before="100" w:beforeAutospacing="1" w:after="100" w:afterAutospacing="1" w:line="240" w:lineRule="auto"/>
+        <w:outlineLvl w:val="0"/>
+        <w:rPr>
+          <w:rFonts w:ascii="Times New Roman" w:hAnsi="Times New Roman" w:cs="Times New Roman"/>
+          <w:sz w:val="28"/>
+          <w:szCs w:val="28"/>
+        </w:rPr>
+      </w:pPr>
+      <w:r>
+        <w:rPr>
+          <w:rFonts w:ascii="Times New Roman" w:hAnsi="Times New Roman" w:cs="Times New Roman"/>
+          <w:sz w:val="28"/>
+          <w:szCs w:val="28"/>
+        </w:rPr>
+        <w:t xml:space="preserve">- What we offer </w:t>
+      </w:r>
+    </w:p>
+    <w:p>
+      <w:pPr>
+        <w:spacing w:before="100" w:beforeAutospacing="1" w:after="100" w:afterAutospacing="1" w:line="240" w:lineRule="auto"/>
+        <w:outlineLvl w:val="0"/>
+        <w:rPr>
+          <w:rFonts w:ascii="Times New Roman" w:hAnsi="Times New Roman" w:cs="Times New Roman"/>
+          <w:sz w:val="28"/>
+          <w:szCs w:val="28"/>
+        </w:rPr>
+      </w:pPr>
+      <w:r>
+        <w:rPr>
+          <w:rFonts w:ascii="Times New Roman" w:hAnsi="Times New Roman" w:cs="Times New Roman"/>
+          <w:sz w:val="28"/>
+          <w:szCs w:val="28"/>
+        </w:rPr>
+        <w:t xml:space="preserve">- How it benefits customers </w:t>
+      </w:r>
+    </w:p>
+    <w:p>
+      <w:pPr>
+        <w:spacing w:before="100" w:beforeAutospacing="1" w:after="100" w:afterAutospacing="1" w:line="240" w:lineRule="auto"/>
+        <w:outlineLvl w:val="0"/>
+        <w:rPr>
+          <w:rFonts w:ascii="Times New Roman" w:hAnsi="Times New Roman" w:cs="Times New Roman"/>
+          <w:sz w:val="28"/>
+          <w:szCs w:val="28"/>
+        </w:rPr>
+      </w:pPr>
+      <w:r>
+        <w:rPr>
+          <w:rFonts w:ascii="Times New Roman" w:hAnsi="Times New Roman" w:cs="Times New Roman"/>
+          <w:sz w:val="28"/>
+          <w:szCs w:val="28"/>
+        </w:rPr>
+        <w:t xml:space="preserve">- Why </w:t>
+      </w:r>
+      <w:proofErr w:type="spellStart"/>
+      <w:r>
+        <w:rPr>
+          <w:rFonts w:ascii="Times New Roman" w:hAnsi="Times New Roman" w:cs="Times New Roman"/>
+          <w:sz w:val="28"/>
+          <w:szCs w:val="28"/>
+        </w:rPr>
+        <w:t>VelvetVows</w:t>
+      </w:r>
+      <w:proofErr w:type="spellEnd"/>
+      <w:r>
+        <w:rPr>
+          <w:rFonts w:ascii="Times New Roman" w:hAnsi="Times New Roman" w:cs="Times New Roman"/>
+          <w:sz w:val="28"/>
+          <w:szCs w:val="28"/>
+        </w:rPr>
+        <w:t xml:space="preserve"> Celebrations is the right choice </w:t>
+      </w:r>
+    </w:p>
+    <w:p>
+      <w:pPr>
+        <w:spacing w:before="100" w:beforeAutospacing="1" w:after="100" w:afterAutospacing="1" w:line="240" w:lineRule="auto"/>
+        <w:outlineLvl w:val="0"/>
+        <w:rPr>
+          <w:rFonts w:ascii="Times New Roman" w:hAnsi="Times New Roman" w:cs="Times New Roman"/>
+          <w:sz w:val="28"/>
+          <w:szCs w:val="28"/>
+        </w:rPr>
+      </w:pPr>
+      <w:r>
+        <w:rPr>
+          <w:rFonts w:ascii="Times New Roman" w:hAnsi="Times New Roman" w:cs="Times New Roman"/>
+          <w:sz w:val="28"/>
+          <w:szCs w:val="28"/>
+        </w:rPr>
+        <w:t xml:space="preserve">Keep the descriptions short and sweet. </w:t>
+      </w:r>
+    </w:p>
+    <w:p>
+      <w:pPr>
+        <w:spacing w:before="100" w:beforeAutospacing="1" w:after="100" w:afterAutospacing="1" w:line="240" w:lineRule="auto"/>
+        <w:outlineLvl w:val="0"/>
+        <w:rPr>
+          <w:rFonts w:ascii="Times New Roman" w:hAnsi="Times New Roman" w:cs="Times New Roman"/>
+          <w:sz w:val="28"/>
+          <w:szCs w:val="28"/>
+        </w:rPr>
+      </w:pPr>
+      <w:r>
+        <w:rPr>
+          <w:rFonts w:ascii="Times New Roman" w:hAnsi="Times New Roman" w:cs="Times New Roman"/>
+          <w:sz w:val="28"/>
+          <w:szCs w:val="28"/>
+        </w:rPr>
+        <w:t xml:space="preserve">3. Strong CTA sections </w:t>
+      </w:r>
+      <w:proofErr w:type="gramStart"/>
+      <w:r>
+        <w:rPr>
+          <w:rFonts w:ascii="Times New Roman" w:hAnsi="Times New Roman" w:cs="Times New Roman"/>
+          <w:sz w:val="28"/>
+          <w:szCs w:val="28"/>
+        </w:rPr>
+        <w:t>for</w:t>
+      </w:r>
+      <w:proofErr w:type="gramEnd"/>
+      <w:r>
+        <w:rPr>
+          <w:rFonts w:ascii="Times New Roman" w:hAnsi="Times New Roman" w:cs="Times New Roman"/>
+          <w:sz w:val="28"/>
+          <w:szCs w:val="28"/>
+        </w:rPr>
+        <w:t xml:space="preserve">: </w:t>
+      </w:r>
+    </w:p>
+    <w:p>
+      <w:pPr>
+        <w:spacing w:before="100" w:beforeAutospacing="1" w:after="100" w:afterAutospacing="1" w:line="240" w:lineRule="auto"/>
+        <w:outlineLvl w:val="0"/>
+        <w:rPr>
+          <w:rFonts w:ascii="Times New Roman" w:hAnsi="Times New Roman" w:cs="Times New Roman"/>
+          <w:sz w:val="28"/>
+          <w:szCs w:val="28"/>
+        </w:rPr>
+      </w:pPr>
+      <w:r>
+        <w:rPr>
+          <w:rFonts w:ascii="Times New Roman" w:hAnsi="Times New Roman" w:cs="Times New Roman"/>
+          <w:sz w:val="28"/>
+          <w:szCs w:val="28"/>
+        </w:rPr>
+        <w:t xml:space="preserve">- Contact Us </w:t>
+      </w:r>
+    </w:p>
+    <w:p>
+      <w:pPr>
+        <w:spacing w:before="100" w:beforeAutospacing="1" w:after="100" w:afterAutospacing="1" w:line="240" w:lineRule="auto"/>
+        <w:outlineLvl w:val="0"/>
+        <w:rPr>
+          <w:rFonts w:ascii="Times New Roman" w:hAnsi="Times New Roman" w:cs="Times New Roman"/>
+          <w:sz w:val="28"/>
+          <w:szCs w:val="28"/>
+        </w:rPr>
+      </w:pPr>
+      <w:r>
+        <w:rPr>
+          <w:rFonts w:ascii="Times New Roman" w:hAnsi="Times New Roman" w:cs="Times New Roman"/>
+          <w:sz w:val="28"/>
+          <w:szCs w:val="28"/>
+        </w:rPr>
+        <w:t xml:space="preserve">- Book a Consultation </w:t>
+      </w:r>
+    </w:p>
+    <w:p>
+      <w:pPr>
+        <w:spacing w:before="100" w:beforeAutospacing="1" w:after="100" w:afterAutospacing="1" w:line="240" w:lineRule="auto"/>
+        <w:outlineLvl w:val="0"/>
+        <w:rPr>
+          <w:rFonts w:ascii="Times New Roman" w:hAnsi="Times New Roman" w:cs="Times New Roman"/>
+          <w:sz w:val="28"/>
+          <w:szCs w:val="28"/>
+        </w:rPr>
+      </w:pPr>
+      <w:r>
+        <w:rPr>
+          <w:rFonts w:ascii="Times New Roman" w:hAnsi="Times New Roman" w:cs="Times New Roman"/>
+          <w:sz w:val="28"/>
+          <w:szCs w:val="28"/>
+        </w:rPr>
+        <w:t xml:space="preserve">- Trust building copy </w:t>
+      </w:r>
+    </w:p>
+    <w:p>
+      <w:pPr>
+        <w:spacing w:before="100" w:beforeAutospacing="1" w:after="100" w:afterAutospacing="1" w:line="240" w:lineRule="auto"/>
+        <w:outlineLvl w:val="0"/>
+        <w:rPr>
+          <w:rFonts w:ascii="Times New Roman" w:hAnsi="Times New Roman" w:cs="Times New Roman"/>
+          <w:sz w:val="28"/>
+          <w:szCs w:val="28"/>
+        </w:rPr>
+      </w:pPr>
+      <w:r>
+        <w:rPr>
+          <w:rFonts w:ascii="Times New Roman" w:hAnsi="Times New Roman" w:cs="Times New Roman"/>
+          <w:sz w:val="28"/>
+          <w:szCs w:val="28"/>
+        </w:rPr>
+        <w:t xml:space="preserve">- Location based or </w:t>
+      </w:r>
+      <w:proofErr w:type="spellStart"/>
+      <w:r>
+        <w:rPr>
+          <w:rFonts w:ascii="Times New Roman" w:hAnsi="Times New Roman" w:cs="Times New Roman"/>
+          <w:sz w:val="28"/>
+          <w:szCs w:val="28"/>
+        </w:rPr>
+        <w:t>urgeny</w:t>
+      </w:r>
+      <w:proofErr w:type="spellEnd"/>
+      <w:r>
+        <w:rPr>
+          <w:rFonts w:ascii="Times New Roman" w:hAnsi="Times New Roman" w:cs="Times New Roman"/>
+          <w:sz w:val="28"/>
+          <w:szCs w:val="28"/>
+        </w:rPr>
+        <w:t xml:space="preserve"> based CTAs </w:t>
+      </w:r>
+    </w:p>
+    <w:p>
+      <w:pPr>
+        <w:spacing w:before="100" w:beforeAutospacing="1" w:after="100" w:afterAutospacing="1" w:line="240" w:lineRule="auto"/>
+        <w:outlineLvl w:val="0"/>
+        <w:rPr>
+          <w:rFonts w:ascii="Times New Roman" w:hAnsi="Times New Roman" w:cs="Times New Roman"/>
+          <w:sz w:val="28"/>
+          <w:szCs w:val="28"/>
+        </w:rPr>
+      </w:pPr>
+      <w:r>
+        <w:rPr>
+          <w:rFonts w:ascii="Times New Roman" w:hAnsi="Times New Roman" w:cs="Times New Roman"/>
+          <w:sz w:val="28"/>
+          <w:szCs w:val="28"/>
+        </w:rPr>
+        <w:t xml:space="preserve">- Enquire About Packages </w:t>
+      </w:r>
+    </w:p>
+    <w:p>
+      <w:pPr>
+        <w:spacing w:before="100" w:beforeAutospacing="1" w:after="100" w:afterAutospacing="1" w:line="240" w:lineRule="auto"/>
+        <w:outlineLvl w:val="0"/>
+        <w:rPr>
+          <w:rFonts w:ascii="Times New Roman" w:hAnsi="Times New Roman" w:cs="Times New Roman"/>
+          <w:sz w:val="28"/>
+          <w:szCs w:val="28"/>
+        </w:rPr>
+      </w:pPr>
+      <w:r>
+        <w:rPr>
+          <w:rFonts w:ascii="Times New Roman" w:hAnsi="Times New Roman" w:cs="Times New Roman"/>
+          <w:sz w:val="28"/>
+          <w:szCs w:val="28"/>
+        </w:rPr>
+        <w:t xml:space="preserve">Tone: </w:t>
+      </w:r>
+      <w:r>
+        <w:rPr>
+          <w:rFonts w:ascii="Times New Roman" w:hAnsi="Times New Roman" w:cs="Times New Roman"/>
+          <w:sz w:val="28"/>
+          <w:szCs w:val="28"/>
+        </w:rPr>
+        <w:t>[TONE]</w:t>
+      </w:r>
+    </w:p>
+    <w:p>
+      <w:pPr>
+        <w:spacing w:before="100" w:beforeAutospacing="1" w:after="100" w:afterAutospacing="1" w:line="240" w:lineRule="auto"/>
+        <w:outlineLvl w:val="0"/>
         <w:rPr>
           <w:rFonts w:ascii="Times New Roman" w:eastAsia="Times New Roman" w:hAnsi="Times New Roman" w:cs="Times New Roman"/>
-          <w:sz w:val="24"/>
-          <w:szCs w:val="24"/>
+          <w:b/>
+          <w:bCs/>
+          <w:kern w:val="36"/>
+          <w:sz w:val="28"/>
+          <w:szCs w:val="28"/>
           <w:lang w:eastAsia="en-IN"/>
         </w:rPr>
       </w:pPr>
@@ -496,29 +613,38 @@
         <w:rPr>
           <w:rFonts w:ascii="Times New Roman" w:hAnsi="Times New Roman" w:cs="Times New Roman"/>
           <w:sz w:val="28"/>
-          <w:szCs w:val="24"/>
-        </w:rPr>
-        <w:t>Ensure the content is professional, persuasive, customer-focused, and website-ready</w:t>
+          <w:szCs w:val="28"/>
+        </w:rPr>
+        <w:t xml:space="preserve">Ensure the content is </w:t>
+      </w:r>
+      <w:proofErr w:type="spellStart"/>
+      <w:r>
+        <w:rPr>
+          <w:rFonts w:ascii="Times New Roman" w:hAnsi="Times New Roman" w:cs="Times New Roman"/>
+          <w:sz w:val="28"/>
+          <w:szCs w:val="28"/>
+        </w:rPr>
+        <w:t>simple</w:t>
       </w:r>
       <w:proofErr w:type="gramStart"/>
       <w:r>
         <w:rPr>
           <w:rFonts w:ascii="Times New Roman" w:hAnsi="Times New Roman" w:cs="Times New Roman"/>
           <w:sz w:val="28"/>
-          <w:szCs w:val="24"/>
-        </w:rPr>
-        <w:t>.</w:t>
-      </w:r>
-      <w:r>
-        <w:rPr>
-          <w:rFonts w:ascii="Times New Roman" w:eastAsia="Times New Roman" w:hAnsi="Times New Roman" w:cs="Times New Roman"/>
-          <w:sz w:val="24"/>
-          <w:szCs w:val="24"/>
-          <w:lang w:eastAsia="en-IN"/>
-        </w:rPr>
-        <w:t>.</w:t>
-      </w:r>
+          <w:szCs w:val="28"/>
+        </w:rPr>
+        <w:t>,confident</w:t>
+      </w:r>
+      <w:proofErr w:type="spellEnd"/>
       <w:proofErr w:type="gramEnd"/>
+      <w:r>
+        <w:rPr>
+          <w:rFonts w:ascii="Times New Roman" w:hAnsi="Times New Roman" w:cs="Times New Roman"/>
+          <w:sz w:val="28"/>
+          <w:szCs w:val="28"/>
+        </w:rPr>
+        <w:t>, persuasive, and ready to use on a business website.</w:t>
+      </w:r>
     </w:p>
     <w:p>
       <w:pPr>
@@ -590,7 +716,18 @@
           <w:szCs w:val="24"/>
           <w:lang w:eastAsia="en-IN"/>
         </w:rPr>
-        <w:t xml:space="preserve"> to generate website copy for different local businesses using customizable inputs such as business name, business type, location, services, target audience, and tone. It creates structured content for the homepage, services page, and CTA sections.</w:t>
+        <w:t xml:space="preserve"> to generate website copy for different local businesses using customizable inputs such as business name, business type, location, services, target audience, and</w:t>
+      </w:r>
+      <w:bookmarkStart w:id="0" w:name="_GoBack"/>
+      <w:bookmarkEnd w:id="0"/>
+      <w:r>
+        <w:rPr>
+          <w:rFonts w:ascii="Times New Roman" w:eastAsia="Times New Roman" w:hAnsi="Times New Roman" w:cs="Times New Roman"/>
+          <w:sz w:val="28"/>
+          <w:szCs w:val="24"/>
+          <w:lang w:eastAsia="en-IN"/>
+        </w:rPr>
+        <w:t xml:space="preserve"> tone. It creates structured content for the homepage, services page, and CTA sections.</w:t>
       </w:r>
     </w:p>
     <w:p>

--- a/reusable_prompt_with_logic.docx
+++ b/reusable_prompt_with_logic.docx
@@ -380,6 +380,164 @@
         </w:rPr>
         <w:t xml:space="preserve">- Why </w:t>
       </w:r>
+      <w:bookmarkStart w:id="0" w:name="_GoBack"/>
+      <w:bookmarkEnd w:id="0"/>
+      <w:r>
+        <w:rPr>
+          <w:rFonts w:ascii="Times New Roman" w:hAnsi="Times New Roman" w:cs="Times New Roman"/>
+          <w:sz w:val="28"/>
+          <w:szCs w:val="28"/>
+        </w:rPr>
+        <w:t>[BUS</w:t>
+      </w:r>
+      <w:r>
+        <w:rPr>
+          <w:rFonts w:ascii="Times New Roman" w:hAnsi="Times New Roman" w:cs="Times New Roman"/>
+          <w:sz w:val="28"/>
+          <w:szCs w:val="28"/>
+        </w:rPr>
+        <w:t>INESS_NAME]</w:t>
+      </w:r>
+      <w:r>
+        <w:rPr>
+          <w:rFonts w:ascii="Times New Roman" w:hAnsi="Times New Roman" w:cs="Times New Roman"/>
+          <w:sz w:val="28"/>
+          <w:szCs w:val="28"/>
+        </w:rPr>
+        <w:t xml:space="preserve"> is the right choice </w:t>
+      </w:r>
+    </w:p>
+    <w:p>
+      <w:pPr>
+        <w:spacing w:before="100" w:beforeAutospacing="1" w:after="100" w:afterAutospacing="1" w:line="240" w:lineRule="auto"/>
+        <w:outlineLvl w:val="0"/>
+        <w:rPr>
+          <w:rFonts w:ascii="Times New Roman" w:hAnsi="Times New Roman" w:cs="Times New Roman"/>
+          <w:sz w:val="28"/>
+          <w:szCs w:val="28"/>
+        </w:rPr>
+      </w:pPr>
+      <w:r>
+        <w:rPr>
+          <w:rFonts w:ascii="Times New Roman" w:hAnsi="Times New Roman" w:cs="Times New Roman"/>
+          <w:sz w:val="28"/>
+          <w:szCs w:val="28"/>
+        </w:rPr>
+        <w:t xml:space="preserve">Keep the descriptions short and sweet. </w:t>
+      </w:r>
+    </w:p>
+    <w:p>
+      <w:pPr>
+        <w:spacing w:before="100" w:beforeAutospacing="1" w:after="100" w:afterAutospacing="1" w:line="240" w:lineRule="auto"/>
+        <w:outlineLvl w:val="0"/>
+        <w:rPr>
+          <w:rFonts w:ascii="Times New Roman" w:hAnsi="Times New Roman" w:cs="Times New Roman"/>
+          <w:sz w:val="28"/>
+          <w:szCs w:val="28"/>
+        </w:rPr>
+      </w:pPr>
+      <w:r>
+        <w:rPr>
+          <w:rFonts w:ascii="Times New Roman" w:hAnsi="Times New Roman" w:cs="Times New Roman"/>
+          <w:sz w:val="28"/>
+          <w:szCs w:val="28"/>
+        </w:rPr>
+        <w:t xml:space="preserve">3. Strong CTA sections </w:t>
+      </w:r>
+      <w:proofErr w:type="gramStart"/>
+      <w:r>
+        <w:rPr>
+          <w:rFonts w:ascii="Times New Roman" w:hAnsi="Times New Roman" w:cs="Times New Roman"/>
+          <w:sz w:val="28"/>
+          <w:szCs w:val="28"/>
+        </w:rPr>
+        <w:t>for</w:t>
+      </w:r>
+      <w:proofErr w:type="gramEnd"/>
+      <w:r>
+        <w:rPr>
+          <w:rFonts w:ascii="Times New Roman" w:hAnsi="Times New Roman" w:cs="Times New Roman"/>
+          <w:sz w:val="28"/>
+          <w:szCs w:val="28"/>
+        </w:rPr>
+        <w:t xml:space="preserve">: </w:t>
+      </w:r>
+    </w:p>
+    <w:p>
+      <w:pPr>
+        <w:spacing w:before="100" w:beforeAutospacing="1" w:after="100" w:afterAutospacing="1" w:line="240" w:lineRule="auto"/>
+        <w:outlineLvl w:val="0"/>
+        <w:rPr>
+          <w:rFonts w:ascii="Times New Roman" w:hAnsi="Times New Roman" w:cs="Times New Roman"/>
+          <w:sz w:val="28"/>
+          <w:szCs w:val="28"/>
+        </w:rPr>
+      </w:pPr>
+      <w:r>
+        <w:rPr>
+          <w:rFonts w:ascii="Times New Roman" w:hAnsi="Times New Roman" w:cs="Times New Roman"/>
+          <w:sz w:val="28"/>
+          <w:szCs w:val="28"/>
+        </w:rPr>
+        <w:t xml:space="preserve">- Contact Us </w:t>
+      </w:r>
+    </w:p>
+    <w:p>
+      <w:pPr>
+        <w:spacing w:before="100" w:beforeAutospacing="1" w:after="100" w:afterAutospacing="1" w:line="240" w:lineRule="auto"/>
+        <w:outlineLvl w:val="0"/>
+        <w:rPr>
+          <w:rFonts w:ascii="Times New Roman" w:hAnsi="Times New Roman" w:cs="Times New Roman"/>
+          <w:sz w:val="28"/>
+          <w:szCs w:val="28"/>
+        </w:rPr>
+      </w:pPr>
+      <w:r>
+        <w:rPr>
+          <w:rFonts w:ascii="Times New Roman" w:hAnsi="Times New Roman" w:cs="Times New Roman"/>
+          <w:sz w:val="28"/>
+          <w:szCs w:val="28"/>
+        </w:rPr>
+        <w:t xml:space="preserve">- Book a Consultation </w:t>
+      </w:r>
+    </w:p>
+    <w:p>
+      <w:pPr>
+        <w:spacing w:before="100" w:beforeAutospacing="1" w:after="100" w:afterAutospacing="1" w:line="240" w:lineRule="auto"/>
+        <w:outlineLvl w:val="0"/>
+        <w:rPr>
+          <w:rFonts w:ascii="Times New Roman" w:hAnsi="Times New Roman" w:cs="Times New Roman"/>
+          <w:sz w:val="28"/>
+          <w:szCs w:val="28"/>
+        </w:rPr>
+      </w:pPr>
+      <w:r>
+        <w:rPr>
+          <w:rFonts w:ascii="Times New Roman" w:hAnsi="Times New Roman" w:cs="Times New Roman"/>
+          <w:sz w:val="28"/>
+          <w:szCs w:val="28"/>
+        </w:rPr>
+        <w:t xml:space="preserve">- Trust building copy </w:t>
+      </w:r>
+    </w:p>
+    <w:p>
+      <w:pPr>
+        <w:spacing w:before="100" w:beforeAutospacing="1" w:after="100" w:afterAutospacing="1" w:line="240" w:lineRule="auto"/>
+        <w:outlineLvl w:val="0"/>
+        <w:rPr>
+          <w:rFonts w:ascii="Times New Roman" w:hAnsi="Times New Roman" w:cs="Times New Roman"/>
+          <w:sz w:val="28"/>
+          <w:szCs w:val="28"/>
+        </w:rPr>
+      </w:pPr>
+      <w:r>
+        <w:rPr>
+          <w:rFonts w:ascii="Times New Roman" w:hAnsi="Times New Roman" w:cs="Times New Roman"/>
+          <w:sz w:val="28"/>
+          <w:szCs w:val="28"/>
+        </w:rPr>
+        <w:t xml:space="preserve">- Location based or </w:t>
+      </w:r>
       <w:proofErr w:type="spellStart"/>
       <w:r>
         <w:rPr>
@@ -387,7 +545,7 @@
           <w:sz w:val="28"/>
           <w:szCs w:val="28"/>
         </w:rPr>
-        <w:t>VelvetVows</w:t>
+        <w:t>urgeny</w:t>
       </w:r>
       <w:proofErr w:type="spellEnd"/>
       <w:r>
@@ -396,7 +554,7 @@
           <w:sz w:val="28"/>
           <w:szCs w:val="28"/>
         </w:rPr>
-        <w:t xml:space="preserve"> Celebrations is the right choice </w:t>
+        <w:t xml:space="preserve"> based CTAs </w:t>
       </w:r>
     </w:p>
     <w:p>
@@ -415,7 +573,7 @@
           <w:sz w:val="28"/>
           <w:szCs w:val="28"/>
         </w:rPr>
-        <w:t xml:space="preserve">Keep the descriptions short and sweet. </w:t>
+        <w:t xml:space="preserve">- Enquire About Packages </w:t>
       </w:r>
     </w:p>
     <w:p>
@@ -434,165 +592,7 @@
           <w:sz w:val="28"/>
           <w:szCs w:val="28"/>
         </w:rPr>
-        <w:t xml:space="preserve">3. Strong CTA sections </w:t>
-      </w:r>
-      <w:proofErr w:type="gramStart"/>
-      <w:r>
-        <w:rPr>
-          <w:rFonts w:ascii="Times New Roman" w:hAnsi="Times New Roman" w:cs="Times New Roman"/>
-          <w:sz w:val="28"/>
-          <w:szCs w:val="28"/>
-        </w:rPr>
-        <w:t>for</w:t>
-      </w:r>
-      <w:proofErr w:type="gramEnd"/>
-      <w:r>
-        <w:rPr>
-          <w:rFonts w:ascii="Times New Roman" w:hAnsi="Times New Roman" w:cs="Times New Roman"/>
-          <w:sz w:val="28"/>
-          <w:szCs w:val="28"/>
-        </w:rPr>
-        <w:t xml:space="preserve">: </w:t>
-      </w:r>
-    </w:p>
-    <w:p>
-      <w:pPr>
-        <w:spacing w:before="100" w:beforeAutospacing="1" w:after="100" w:afterAutospacing="1" w:line="240" w:lineRule="auto"/>
-        <w:outlineLvl w:val="0"/>
-        <w:rPr>
-          <w:rFonts w:ascii="Times New Roman" w:hAnsi="Times New Roman" w:cs="Times New Roman"/>
-          <w:sz w:val="28"/>
-          <w:szCs w:val="28"/>
-        </w:rPr>
-      </w:pPr>
-      <w:r>
-        <w:rPr>
-          <w:rFonts w:ascii="Times New Roman" w:hAnsi="Times New Roman" w:cs="Times New Roman"/>
-          <w:sz w:val="28"/>
-          <w:szCs w:val="28"/>
-        </w:rPr>
-        <w:t xml:space="preserve">- Contact Us </w:t>
-      </w:r>
-    </w:p>
-    <w:p>
-      <w:pPr>
-        <w:spacing w:before="100" w:beforeAutospacing="1" w:after="100" w:afterAutospacing="1" w:line="240" w:lineRule="auto"/>
-        <w:outlineLvl w:val="0"/>
-        <w:rPr>
-          <w:rFonts w:ascii="Times New Roman" w:hAnsi="Times New Roman" w:cs="Times New Roman"/>
-          <w:sz w:val="28"/>
-          <w:szCs w:val="28"/>
-        </w:rPr>
-      </w:pPr>
-      <w:r>
-        <w:rPr>
-          <w:rFonts w:ascii="Times New Roman" w:hAnsi="Times New Roman" w:cs="Times New Roman"/>
-          <w:sz w:val="28"/>
-          <w:szCs w:val="28"/>
-        </w:rPr>
-        <w:t xml:space="preserve">- Book a Consultation </w:t>
-      </w:r>
-    </w:p>
-    <w:p>
-      <w:pPr>
-        <w:spacing w:before="100" w:beforeAutospacing="1" w:after="100" w:afterAutospacing="1" w:line="240" w:lineRule="auto"/>
-        <w:outlineLvl w:val="0"/>
-        <w:rPr>
-          <w:rFonts w:ascii="Times New Roman" w:hAnsi="Times New Roman" w:cs="Times New Roman"/>
-          <w:sz w:val="28"/>
-          <w:szCs w:val="28"/>
-        </w:rPr>
-      </w:pPr>
-      <w:r>
-        <w:rPr>
-          <w:rFonts w:ascii="Times New Roman" w:hAnsi="Times New Roman" w:cs="Times New Roman"/>
-          <w:sz w:val="28"/>
-          <w:szCs w:val="28"/>
-        </w:rPr>
-        <w:t xml:space="preserve">- Trust building copy </w:t>
-      </w:r>
-    </w:p>
-    <w:p>
-      <w:pPr>
-        <w:spacing w:before="100" w:beforeAutospacing="1" w:after="100" w:afterAutospacing="1" w:line="240" w:lineRule="auto"/>
-        <w:outlineLvl w:val="0"/>
-        <w:rPr>
-          <w:rFonts w:ascii="Times New Roman" w:hAnsi="Times New Roman" w:cs="Times New Roman"/>
-          <w:sz w:val="28"/>
-          <w:szCs w:val="28"/>
-        </w:rPr>
-      </w:pPr>
-      <w:r>
-        <w:rPr>
-          <w:rFonts w:ascii="Times New Roman" w:hAnsi="Times New Roman" w:cs="Times New Roman"/>
-          <w:sz w:val="28"/>
-          <w:szCs w:val="28"/>
-        </w:rPr>
-        <w:t xml:space="preserve">- Location based or </w:t>
-      </w:r>
-      <w:proofErr w:type="spellStart"/>
-      <w:r>
-        <w:rPr>
-          <w:rFonts w:ascii="Times New Roman" w:hAnsi="Times New Roman" w:cs="Times New Roman"/>
-          <w:sz w:val="28"/>
-          <w:szCs w:val="28"/>
-        </w:rPr>
-        <w:t>urgeny</w:t>
-      </w:r>
-      <w:proofErr w:type="spellEnd"/>
-      <w:r>
-        <w:rPr>
-          <w:rFonts w:ascii="Times New Roman" w:hAnsi="Times New Roman" w:cs="Times New Roman"/>
-          <w:sz w:val="28"/>
-          <w:szCs w:val="28"/>
-        </w:rPr>
-        <w:t xml:space="preserve"> based CTAs </w:t>
-      </w:r>
-    </w:p>
-    <w:p>
-      <w:pPr>
-        <w:spacing w:before="100" w:beforeAutospacing="1" w:after="100" w:afterAutospacing="1" w:line="240" w:lineRule="auto"/>
-        <w:outlineLvl w:val="0"/>
-        <w:rPr>
-          <w:rFonts w:ascii="Times New Roman" w:hAnsi="Times New Roman" w:cs="Times New Roman"/>
-          <w:sz w:val="28"/>
-          <w:szCs w:val="28"/>
-        </w:rPr>
-      </w:pPr>
-      <w:r>
-        <w:rPr>
-          <w:rFonts w:ascii="Times New Roman" w:hAnsi="Times New Roman" w:cs="Times New Roman"/>
-          <w:sz w:val="28"/>
-          <w:szCs w:val="28"/>
-        </w:rPr>
-        <w:t xml:space="preserve">- Enquire About Packages </w:t>
-      </w:r>
-    </w:p>
-    <w:p>
-      <w:pPr>
-        <w:spacing w:before="100" w:beforeAutospacing="1" w:after="100" w:afterAutospacing="1" w:line="240" w:lineRule="auto"/>
-        <w:outlineLvl w:val="0"/>
-        <w:rPr>
-          <w:rFonts w:ascii="Times New Roman" w:hAnsi="Times New Roman" w:cs="Times New Roman"/>
-          <w:sz w:val="28"/>
-          <w:szCs w:val="28"/>
-        </w:rPr>
-      </w:pPr>
-      <w:r>
-        <w:rPr>
-          <w:rFonts w:ascii="Times New Roman" w:hAnsi="Times New Roman" w:cs="Times New Roman"/>
-          <w:sz w:val="28"/>
-          <w:szCs w:val="28"/>
-        </w:rPr>
-        <w:t xml:space="preserve">Tone: </w:t>
-      </w:r>
-      <w:r>
-        <w:rPr>
-          <w:rFonts w:ascii="Times New Roman" w:hAnsi="Times New Roman" w:cs="Times New Roman"/>
-          <w:sz w:val="28"/>
-          <w:szCs w:val="28"/>
-        </w:rPr>
-        <w:t>[TONE]</w:t>
+        <w:t>Tone: [TONE]</w:t>
       </w:r>
     </w:p>
     <w:p>
@@ -716,18 +716,7 @@
           <w:szCs w:val="24"/>
           <w:lang w:eastAsia="en-IN"/>
         </w:rPr>
-        <w:t xml:space="preserve"> to generate website copy for different local businesses using customizable inputs such as business name, business type, location, services, target audience, and</w:t>
-      </w:r>
-      <w:bookmarkStart w:id="0" w:name="_GoBack"/>
-      <w:bookmarkEnd w:id="0"/>
-      <w:r>
-        <w:rPr>
-          <w:rFonts w:ascii="Times New Roman" w:eastAsia="Times New Roman" w:hAnsi="Times New Roman" w:cs="Times New Roman"/>
-          <w:sz w:val="28"/>
-          <w:szCs w:val="24"/>
-          <w:lang w:eastAsia="en-IN"/>
-        </w:rPr>
-        <w:t xml:space="preserve"> tone. It creates structured content for the homepage, services page, and CTA sections.</w:t>
+        <w:t xml:space="preserve"> to generate website copy for different local businesses using customizable inputs such as business name, business type, location, services, target audience, and tone. It creates structured content for the homepage, services page, and CTA sections.</w:t>
       </w:r>
     </w:p>
     <w:p>
@@ -783,7 +772,7 @@
     </w:p>
     <w:sectPr>
       <w:pgSz w:w="11906" w:h="16838"/>
-      <w:pgMar w:top="1440" w:right="1440" w:bottom="1440" w:left="1440" w:header="708" w:footer="708" w:gutter="0"/>
+      <w:pgMar w:top="1134" w:right="1440" w:bottom="993" w:left="1440" w:header="708" w:footer="708" w:gutter="0"/>
       <w:cols w:space="708"/>
       <w:docGrid w:linePitch="360"/>
     </w:sectPr>
